--- a/2/2.docx
+++ b/2/2.docx
@@ -17,9 +17,30 @@
       <w:pPr>
         <w:pStyle w:val="Heading2"/>
       </w:pPr>
+      <w:proofErr w:type="spellStart"/>
+      <w:proofErr w:type="gramStart"/>
       <w:r>
-        <w:t>Name:Parth Kairamkonda</w:t>
+        <w:t>Name:</w:t>
       </w:r>
+      <w:r>
+        <w:t>Shivani</w:t>
+      </w:r>
+      <w:proofErr w:type="spellEnd"/>
+      <w:proofErr w:type="gramEnd"/>
+      <w:r>
+        <w:t xml:space="preserve"> </w:t>
+      </w:r>
+      <w:proofErr w:type="spellStart"/>
+      <w:r>
+        <w:t>K</w:t>
+      </w:r>
+      <w:r>
+        <w:t>i</w:t>
+      </w:r>
+      <w:r>
+        <w:t>nagi</w:t>
+      </w:r>
+      <w:proofErr w:type="spellEnd"/>
     </w:p>
     <w:p>
       <w:pPr>
@@ -29,7 +50,7 @@
         <w:t>Roll no: 3820</w:t>
       </w:r>
       <w:r>
-        <w:t>51</w:t>
+        <w:t>46</w:t>
       </w:r>
     </w:p>
     <w:p>
@@ -40,7 +61,10 @@
         <w:t>Prn no: 2231</w:t>
       </w:r>
       <w:r>
-        <w:t>1585</w:t>
+        <w:t>1</w:t>
+      </w:r>
+      <w:r>
+        <w:t>443</w:t>
       </w:r>
     </w:p>
     <w:p>
@@ -74,7 +98,23 @@
     </w:p>
     <w:p>
       <w:r>
-        <w:t>The implementation demonstrates five major prompt engineering techniques: Interview Approach, Chain of Thought (CoT), Tree of Thought (ToT), Zero-shot Prompting, and Few-shot Prompting. Each approach is implemented, analyzed, and compared.</w:t>
+        <w:t>The implementation demonstrates five major prompt engineering techniques: Interview Approach, Chain of Thought (</w:t>
+      </w:r>
+      <w:proofErr w:type="spellStart"/>
+      <w:r>
+        <w:t>CoT</w:t>
+      </w:r>
+      <w:proofErr w:type="spellEnd"/>
+      <w:r>
+        <w:t>), Tree of Thought (</w:t>
+      </w:r>
+      <w:proofErr w:type="spellStart"/>
+      <w:r>
+        <w:t>ToT</w:t>
+      </w:r>
+      <w:proofErr w:type="spellEnd"/>
+      <w:r>
+        <w:t>), Zero-shot Prompting, and Few-shot Prompting. Each approach is implemented, analyzed, and compared.</w:t>
       </w:r>
     </w:p>
     <w:p>
@@ -95,7 +135,15 @@
         <w:pStyle w:val="Heading2"/>
       </w:pPr>
       <w:r>
-        <w:t>4. Chain of Thought (CoT)</w:t>
+        <w:t>4. Chain of Thought (</w:t>
+      </w:r>
+      <w:proofErr w:type="spellStart"/>
+      <w:r>
+        <w:t>CoT</w:t>
+      </w:r>
+      <w:proofErr w:type="spellEnd"/>
+      <w:r>
+        <w:t>)</w:t>
       </w:r>
     </w:p>
     <w:p>
@@ -108,7 +156,15 @@
         <w:pStyle w:val="Heading2"/>
       </w:pPr>
       <w:r>
-        <w:t>5. Tree of Thought (ToT)</w:t>
+        <w:t>5. Tree of Thought (</w:t>
+      </w:r>
+      <w:proofErr w:type="spellStart"/>
+      <w:r>
+        <w:t>ToT</w:t>
+      </w:r>
+      <w:proofErr w:type="spellEnd"/>
+      <w:r>
+        <w:t>)</w:t>
       </w:r>
     </w:p>
     <w:p>
